--- a/DOD_Word_Docs/Day 33 -  111008372 - Ajay Kumar Kadiyala.docx
+++ b/DOD_Word_Docs/Day 33 -  111008372 - Ajay Kumar Kadiyala.docx
@@ -2104,26 +2104,6 @@
       <w:pPr>
         <w:rPr/>
       </w:pPr>
-      <w:r>
-        <w:rPr>
-          <w:rtl w:val="0"/>
-        </w:rPr>
-      </w:r>
-    </w:p>
-    <w:p>
-      <w:pPr>
-        <w:rPr/>
-      </w:pPr>
-      <w:r>
-        <w:rPr>
-          <w:rtl w:val="0"/>
-        </w:rPr>
-      </w:r>
-    </w:p>
-    <w:p>
-      <w:pPr>
-        <w:rPr/>
-      </w:pPr>
       <w:hyperlink r:id="rId7">
         <w:r>
           <w:rPr>
@@ -2158,16 +2138,6 @@
         <w:rPr>
           <w:rtl w:val="0"/>
         </w:rPr>
-      </w:r>
-    </w:p>
-    <w:p>
-      <w:pPr>
-        <w:rPr/>
-      </w:pPr>
-      <w:r>
-        <w:rPr>
-          <w:rtl w:val="0"/>
-        </w:rPr>
         <w:t xml:space="preserve">Excalidraw updated at 13.01</w:t>
       </w:r>
     </w:p>
@@ -2219,16 +2189,6 @@
         <w:rPr>
           <w:rtl w:val="0"/>
         </w:rPr>
-      </w:r>
-    </w:p>
-    <w:p>
-      <w:pPr>
-        <w:rPr/>
-      </w:pPr>
-      <w:r>
-        <w:rPr>
-          <w:rtl w:val="0"/>
-        </w:rPr>
         <w:t xml:space="preserve">Ways to reduce code - dynamodb — doc in Module 4 Dynamodb folder</w:t>
       </w:r>
     </w:p>
@@ -2280,16 +2240,6 @@
         <w:rPr>
           <w:rtl w:val="0"/>
         </w:rPr>
-      </w:r>
-    </w:p>
-    <w:p>
-      <w:pPr>
-        <w:rPr/>
-      </w:pPr>
-      <w:r>
-        <w:rPr>
-          <w:rtl w:val="0"/>
-        </w:rPr>
         <w:t xml:space="preserve">Amazon AWS dynamoDb doc for reference…</w:t>
       </w:r>
     </w:p>
@@ -2317,6 +2267,108 @@
           <w:t xml:space="preserve">https://docs.aws.amazon.com/amazondynamodb/latest/developerguide</w:t>
         </w:r>
       </w:hyperlink>
+      <w:r>
+        <w:rPr>
+          <w:rtl w:val="0"/>
+        </w:rPr>
+      </w:r>
+    </w:p>
+    <w:p>
+      <w:pPr>
+        <w:rPr/>
+      </w:pPr>
+      <w:r>
+        <w:rPr>
+          <w:rtl w:val="0"/>
+        </w:rPr>
+      </w:r>
+    </w:p>
+    <w:p>
+      <w:pPr>
+        <w:rPr/>
+      </w:pPr>
+      <w:r>
+        <w:rPr>
+          <w:rtl w:val="0"/>
+        </w:rPr>
+        <w:t xml:space="preserve">CPS-user-stories link</w:t>
+      </w:r>
+    </w:p>
+    <w:p>
+      <w:pPr>
+        <w:rPr/>
+      </w:pPr>
+      <w:r>
+        <w:rPr>
+          <w:rtl w:val="0"/>
+        </w:rPr>
+      </w:r>
+    </w:p>
+    <w:p>
+      <w:pPr>
+        <w:rPr/>
+      </w:pPr>
+      <w:hyperlink r:id="rId11">
+        <w:r>
+          <w:rPr>
+            <w:color w:val="1155cc"/>
+            <w:u w:val="single"/>
+            <w:rtl w:val="0"/>
+          </w:rPr>
+          <w:t xml:space="preserve">https://docs.google.com/document/d/1cHdvgX-qlfIHPl4ryMtQOcfcSWZw7Dqv/edit?usp=sharing&amp;ouid=103020917863623365252&amp;rtpof=true&amp;sd=true</w:t>
+        </w:r>
+      </w:hyperlink>
+      <w:r>
+        <w:rPr>
+          <w:rtl w:val="0"/>
+        </w:rPr>
+      </w:r>
+    </w:p>
+    <w:p>
+      <w:pPr>
+        <w:rPr/>
+      </w:pPr>
+      <w:r>
+        <w:rPr>
+          <w:rtl w:val="0"/>
+        </w:rPr>
+        <w:t xml:space="preserve">Project doc link..</w:t>
+      </w:r>
+    </w:p>
+    <w:p>
+      <w:pPr>
+        <w:rPr/>
+      </w:pPr>
+      <w:r>
+        <w:rPr>
+          <w:rtl w:val="0"/>
+        </w:rPr>
+      </w:r>
+    </w:p>
+    <w:p>
+      <w:pPr>
+        <w:rPr/>
+      </w:pPr>
+      <w:hyperlink r:id="rId12">
+        <w:r>
+          <w:rPr>
+            <w:color w:val="1155cc"/>
+            <w:u w:val="single"/>
+            <w:rtl w:val="0"/>
+          </w:rPr>
+          <w:t xml:space="preserve">https://drive.google.com/drive/folders/1JxEfQiKEiW9hq1YyCkpbGxXkkfoO2PjQ?usp=sharing</w:t>
+        </w:r>
+      </w:hyperlink>
+      <w:r>
+        <w:rPr>
+          <w:rtl w:val="0"/>
+        </w:rPr>
+      </w:r>
+    </w:p>
+    <w:p>
+      <w:pPr>
+        <w:rPr/>
+      </w:pPr>
       <w:r>
         <w:rPr>
           <w:rtl w:val="0"/>
